--- a/Сценарии и результаты тестирования Опоры.docx
+++ b/Сценарии и результаты тестирования Опоры.docx
@@ -425,7 +425,7 @@
               <w:rPr>
                 <w:sz w:val="18"/>
               </w:rPr>
-              <w:t>11 групп прошли</w:t>
+              <w:t>10 групп прошли</w:t>
             </w:r>
           </w:p>
         </w:tc>
@@ -1387,17 +1387,17 @@
         <w:pStyle w:val="Heading2"/>
       </w:pPr>
       <w:r>
-        <w:t>UI22  Сохранение локальных правок</w:t>
+        <w:t>UI22  Правки и удаление черновика</w:t>
       </w:r>
     </w:p>
     <w:p>
       <w:r>
-        <w:t>Проверка: Изменить черновик, закрыть карточку и перезагрузить приложение.</w:t>
+        <w:t>Проверка: Изменить текст и перезагрузить; отменить удаление, затем подтвердить его.</w:t>
       </w:r>
     </w:p>
     <w:p>
       <w:r>
-        <w:t>ПРОЙДЕН · Правки восстановлены в том же браузере. Синхронизация между устройствами этим не подтверждена. Основание: extra-scenarios.</w:t>
+        <w:t>ПРОЙДЕН · Правки восстановлены. Отмена сохраняет черновик; подтверждение удаляет его и после перезагрузки. Проверено в одном браузере. Основание: extra-scenarios.</w:t>
       </w:r>
     </w:p>
     <w:p>
@@ -1833,13 +1833,13 @@
         </w:tblBorders>
       </w:tblPr>
       <w:tblGrid>
-        <w:gridCol w:w="1152"/>
-        <w:gridCol w:w="2592"/>
-        <w:gridCol w:w="936"/>
-        <w:gridCol w:w="936"/>
-        <w:gridCol w:w="1440"/>
-        <w:gridCol w:w="936"/>
-        <w:gridCol w:w="936"/>
+        <w:gridCol w:w="1296"/>
+        <w:gridCol w:w="2880"/>
+        <w:gridCol w:w="1080"/>
+        <w:gridCol w:w="1080"/>
+        <w:gridCol w:w="1512"/>
+        <w:gridCol w:w="1080"/>
+        <w:gridCol w:w="1224"/>
       </w:tblGrid>
       <w:tr>
         <w:trPr>
@@ -1848,7 +1848,7 @@
         </w:trPr>
         <w:tc>
           <w:tcPr>
-            <w:tcW w:type="dxa" w:w="1152"/>
+            <w:tcW w:type="dxa" w:w="1296"/>
             <w:vAlign w:val="center"/>
             <w:tcMar>
               <w:top w:w="90" w:type="dxa"/>
@@ -1874,7 +1874,7 @@
         </w:tc>
         <w:tc>
           <w:tcPr>
-            <w:tcW w:type="dxa" w:w="2592"/>
+            <w:tcW w:type="dxa" w:w="2880"/>
             <w:vAlign w:val="center"/>
             <w:tcMar>
               <w:top w:w="90" w:type="dxa"/>
@@ -1900,7 +1900,7 @@
         </w:tc>
         <w:tc>
           <w:tcPr>
-            <w:tcW w:type="dxa" w:w="936"/>
+            <w:tcW w:type="dxa" w:w="1080"/>
             <w:vAlign w:val="center"/>
             <w:tcMar>
               <w:top w:w="90" w:type="dxa"/>
@@ -1926,7 +1926,7 @@
         </w:tc>
         <w:tc>
           <w:tcPr>
-            <w:tcW w:type="dxa" w:w="936"/>
+            <w:tcW w:type="dxa" w:w="1080"/>
             <w:vAlign w:val="center"/>
             <w:tcMar>
               <w:top w:w="90" w:type="dxa"/>
@@ -1952,7 +1952,7 @@
         </w:tc>
         <w:tc>
           <w:tcPr>
-            <w:tcW w:type="dxa" w:w="1440"/>
+            <w:tcW w:type="dxa" w:w="1512"/>
             <w:vAlign w:val="center"/>
             <w:tcMar>
               <w:top w:w="90" w:type="dxa"/>
@@ -1978,7 +1978,7 @@
         </w:tc>
         <w:tc>
           <w:tcPr>
-            <w:tcW w:type="dxa" w:w="936"/>
+            <w:tcW w:type="dxa" w:w="1080"/>
             <w:vAlign w:val="center"/>
             <w:tcMar>
               <w:top w:w="90" w:type="dxa"/>
@@ -2004,7 +2004,7 @@
         </w:tc>
         <w:tc>
           <w:tcPr>
-            <w:tcW w:type="dxa" w:w="936"/>
+            <w:tcW w:type="dxa" w:w="1224"/>
             <w:vAlign w:val="center"/>
             <w:tcMar>
               <w:top w:w="90" w:type="dxa"/>
@@ -2035,7 +2035,7 @@
         </w:trPr>
         <w:tc>
           <w:tcPr>
-            <w:tcW w:type="dxa" w:w="1152"/>
+            <w:tcW w:type="dxa" w:w="1296"/>
             <w:vAlign w:val="center"/>
             <w:tcMar>
               <w:top w:w="90" w:type="dxa"/>
@@ -2059,7 +2059,7 @@
         </w:tc>
         <w:tc>
           <w:tcPr>
-            <w:tcW w:type="dxa" w:w="2592"/>
+            <w:tcW w:type="dxa" w:w="2880"/>
             <w:vAlign w:val="center"/>
             <w:tcMar>
               <w:top w:w="90" w:type="dxa"/>
@@ -2083,7 +2083,7 @@
         </w:tc>
         <w:tc>
           <w:tcPr>
-            <w:tcW w:type="dxa" w:w="936"/>
+            <w:tcW w:type="dxa" w:w="1080"/>
             <w:vAlign w:val="center"/>
             <w:tcMar>
               <w:top w:w="90" w:type="dxa"/>
@@ -2107,7 +2107,7 @@
         </w:tc>
         <w:tc>
           <w:tcPr>
-            <w:tcW w:type="dxa" w:w="936"/>
+            <w:tcW w:type="dxa" w:w="1080"/>
             <w:vAlign w:val="center"/>
             <w:tcMar>
               <w:top w:w="90" w:type="dxa"/>
@@ -2131,7 +2131,7 @@
         </w:tc>
         <w:tc>
           <w:tcPr>
-            <w:tcW w:type="dxa" w:w="1440"/>
+            <w:tcW w:type="dxa" w:w="1512"/>
             <w:vAlign w:val="center"/>
             <w:tcMar>
               <w:top w:w="90" w:type="dxa"/>
@@ -2155,7 +2155,7 @@
         </w:tc>
         <w:tc>
           <w:tcPr>
-            <w:tcW w:type="dxa" w:w="936"/>
+            <w:tcW w:type="dxa" w:w="1080"/>
             <w:vAlign w:val="center"/>
             <w:tcMar>
               <w:top w:w="90" w:type="dxa"/>
@@ -2179,7 +2179,7 @@
         </w:tc>
         <w:tc>
           <w:tcPr>
-            <w:tcW w:type="dxa" w:w="936"/>
+            <w:tcW w:type="dxa" w:w="1224"/>
             <w:vAlign w:val="center"/>
             <w:tcMar>
               <w:top w:w="90" w:type="dxa"/>
@@ -2208,7 +2208,7 @@
         </w:trPr>
         <w:tc>
           <w:tcPr>
-            <w:tcW w:type="dxa" w:w="1152"/>
+            <w:tcW w:type="dxa" w:w="1296"/>
             <w:vAlign w:val="center"/>
             <w:tcMar>
               <w:top w:w="90" w:type="dxa"/>
@@ -2232,7 +2232,7 @@
         </w:tc>
         <w:tc>
           <w:tcPr>
-            <w:tcW w:type="dxa" w:w="2592"/>
+            <w:tcW w:type="dxa" w:w="2880"/>
             <w:vAlign w:val="center"/>
             <w:tcMar>
               <w:top w:w="90" w:type="dxa"/>
@@ -2256,7 +2256,7 @@
         </w:tc>
         <w:tc>
           <w:tcPr>
-            <w:tcW w:type="dxa" w:w="936"/>
+            <w:tcW w:type="dxa" w:w="1080"/>
             <w:vAlign w:val="center"/>
             <w:tcMar>
               <w:top w:w="90" w:type="dxa"/>
@@ -2280,7 +2280,7 @@
         </w:tc>
         <w:tc>
           <w:tcPr>
-            <w:tcW w:type="dxa" w:w="936"/>
+            <w:tcW w:type="dxa" w:w="1080"/>
             <w:vAlign w:val="center"/>
             <w:tcMar>
               <w:top w:w="90" w:type="dxa"/>
@@ -2304,7 +2304,7 @@
         </w:tc>
         <w:tc>
           <w:tcPr>
-            <w:tcW w:type="dxa" w:w="1440"/>
+            <w:tcW w:type="dxa" w:w="1512"/>
             <w:vAlign w:val="center"/>
             <w:tcMar>
               <w:top w:w="90" w:type="dxa"/>
@@ -2328,7 +2328,7 @@
         </w:tc>
         <w:tc>
           <w:tcPr>
-            <w:tcW w:type="dxa" w:w="936"/>
+            <w:tcW w:type="dxa" w:w="1080"/>
             <w:vAlign w:val="center"/>
             <w:tcMar>
               <w:top w:w="90" w:type="dxa"/>
@@ -2352,7 +2352,7 @@
         </w:tc>
         <w:tc>
           <w:tcPr>
-            <w:tcW w:type="dxa" w:w="936"/>
+            <w:tcW w:type="dxa" w:w="1224"/>
             <w:vAlign w:val="center"/>
             <w:tcMar>
               <w:top w:w="90" w:type="dxa"/>
@@ -2381,7 +2381,7 @@
         </w:trPr>
         <w:tc>
           <w:tcPr>
-            <w:tcW w:type="dxa" w:w="1152"/>
+            <w:tcW w:type="dxa" w:w="1296"/>
             <w:vAlign w:val="center"/>
             <w:tcMar>
               <w:top w:w="90" w:type="dxa"/>
@@ -2405,7 +2405,7 @@
         </w:tc>
         <w:tc>
           <w:tcPr>
-            <w:tcW w:type="dxa" w:w="2592"/>
+            <w:tcW w:type="dxa" w:w="2880"/>
             <w:vAlign w:val="center"/>
             <w:tcMar>
               <w:top w:w="90" w:type="dxa"/>
@@ -2429,7 +2429,7 @@
         </w:tc>
         <w:tc>
           <w:tcPr>
-            <w:tcW w:type="dxa" w:w="936"/>
+            <w:tcW w:type="dxa" w:w="1080"/>
             <w:vAlign w:val="center"/>
             <w:tcMar>
               <w:top w:w="90" w:type="dxa"/>
@@ -2453,7 +2453,7 @@
         </w:tc>
         <w:tc>
           <w:tcPr>
-            <w:tcW w:type="dxa" w:w="936"/>
+            <w:tcW w:type="dxa" w:w="1080"/>
             <w:vAlign w:val="center"/>
             <w:tcMar>
               <w:top w:w="90" w:type="dxa"/>
@@ -2477,7 +2477,7 @@
         </w:tc>
         <w:tc>
           <w:tcPr>
-            <w:tcW w:type="dxa" w:w="1440"/>
+            <w:tcW w:type="dxa" w:w="1512"/>
             <w:vAlign w:val="center"/>
             <w:tcMar>
               <w:top w:w="90" w:type="dxa"/>
@@ -2501,7 +2501,7 @@
         </w:tc>
         <w:tc>
           <w:tcPr>
-            <w:tcW w:type="dxa" w:w="936"/>
+            <w:tcW w:type="dxa" w:w="1080"/>
             <w:vAlign w:val="center"/>
             <w:tcMar>
               <w:top w:w="90" w:type="dxa"/>
@@ -2525,7 +2525,7 @@
         </w:tc>
         <w:tc>
           <w:tcPr>
-            <w:tcW w:type="dxa" w:w="936"/>
+            <w:tcW w:type="dxa" w:w="1224"/>
             <w:vAlign w:val="center"/>
             <w:tcMar>
               <w:top w:w="90" w:type="dxa"/>
@@ -2554,7 +2554,7 @@
         </w:trPr>
         <w:tc>
           <w:tcPr>
-            <w:tcW w:type="dxa" w:w="1152"/>
+            <w:tcW w:type="dxa" w:w="1296"/>
             <w:vAlign w:val="center"/>
             <w:tcMar>
               <w:top w:w="90" w:type="dxa"/>
@@ -2578,7 +2578,7 @@
         </w:tc>
         <w:tc>
           <w:tcPr>
-            <w:tcW w:type="dxa" w:w="2592"/>
+            <w:tcW w:type="dxa" w:w="2880"/>
             <w:vAlign w:val="center"/>
             <w:tcMar>
               <w:top w:w="90" w:type="dxa"/>
@@ -2602,7 +2602,7 @@
         </w:tc>
         <w:tc>
           <w:tcPr>
-            <w:tcW w:type="dxa" w:w="936"/>
+            <w:tcW w:type="dxa" w:w="1080"/>
             <w:vAlign w:val="center"/>
             <w:tcMar>
               <w:top w:w="90" w:type="dxa"/>
@@ -2626,7 +2626,7 @@
         </w:tc>
         <w:tc>
           <w:tcPr>
-            <w:tcW w:type="dxa" w:w="936"/>
+            <w:tcW w:type="dxa" w:w="1080"/>
             <w:vAlign w:val="center"/>
             <w:tcMar>
               <w:top w:w="90" w:type="dxa"/>
@@ -2650,7 +2650,7 @@
         </w:tc>
         <w:tc>
           <w:tcPr>
-            <w:tcW w:type="dxa" w:w="1440"/>
+            <w:tcW w:type="dxa" w:w="1512"/>
             <w:vAlign w:val="center"/>
             <w:tcMar>
               <w:top w:w="90" w:type="dxa"/>
@@ -2674,7 +2674,7 @@
         </w:tc>
         <w:tc>
           <w:tcPr>
-            <w:tcW w:type="dxa" w:w="936"/>
+            <w:tcW w:type="dxa" w:w="1080"/>
             <w:vAlign w:val="center"/>
             <w:tcMar>
               <w:top w:w="90" w:type="dxa"/>
@@ -2698,7 +2698,7 @@
         </w:tc>
         <w:tc>
           <w:tcPr>
-            <w:tcW w:type="dxa" w:w="936"/>
+            <w:tcW w:type="dxa" w:w="1224"/>
             <w:vAlign w:val="center"/>
             <w:tcMar>
               <w:top w:w="90" w:type="dxa"/>
@@ -2727,7 +2727,7 @@
         </w:trPr>
         <w:tc>
           <w:tcPr>
-            <w:tcW w:type="dxa" w:w="1152"/>
+            <w:tcW w:type="dxa" w:w="1296"/>
             <w:vAlign w:val="center"/>
             <w:tcMar>
               <w:top w:w="90" w:type="dxa"/>
@@ -2751,7 +2751,7 @@
         </w:tc>
         <w:tc>
           <w:tcPr>
-            <w:tcW w:type="dxa" w:w="2592"/>
+            <w:tcW w:type="dxa" w:w="2880"/>
             <w:vAlign w:val="center"/>
             <w:tcMar>
               <w:top w:w="90" w:type="dxa"/>
@@ -2775,7 +2775,7 @@
         </w:tc>
         <w:tc>
           <w:tcPr>
-            <w:tcW w:type="dxa" w:w="936"/>
+            <w:tcW w:type="dxa" w:w="1080"/>
             <w:vAlign w:val="center"/>
             <w:tcMar>
               <w:top w:w="90" w:type="dxa"/>
@@ -2799,7 +2799,7 @@
         </w:tc>
         <w:tc>
           <w:tcPr>
-            <w:tcW w:type="dxa" w:w="936"/>
+            <w:tcW w:type="dxa" w:w="1080"/>
             <w:vAlign w:val="center"/>
             <w:tcMar>
               <w:top w:w="90" w:type="dxa"/>
@@ -2823,7 +2823,7 @@
         </w:tc>
         <w:tc>
           <w:tcPr>
-            <w:tcW w:type="dxa" w:w="1440"/>
+            <w:tcW w:type="dxa" w:w="1512"/>
             <w:vAlign w:val="center"/>
             <w:tcMar>
               <w:top w:w="90" w:type="dxa"/>
@@ -2847,7 +2847,7 @@
         </w:tc>
         <w:tc>
           <w:tcPr>
-            <w:tcW w:type="dxa" w:w="936"/>
+            <w:tcW w:type="dxa" w:w="1080"/>
             <w:vAlign w:val="center"/>
             <w:tcMar>
               <w:top w:w="90" w:type="dxa"/>
@@ -2871,7 +2871,7 @@
         </w:tc>
         <w:tc>
           <w:tcPr>
-            <w:tcW w:type="dxa" w:w="936"/>
+            <w:tcW w:type="dxa" w:w="1224"/>
             <w:vAlign w:val="center"/>
             <w:tcMar>
               <w:top w:w="90" w:type="dxa"/>
@@ -2900,7 +2900,7 @@
         </w:trPr>
         <w:tc>
           <w:tcPr>
-            <w:tcW w:type="dxa" w:w="1152"/>
+            <w:tcW w:type="dxa" w:w="1296"/>
             <w:vAlign w:val="center"/>
             <w:tcMar>
               <w:top w:w="90" w:type="dxa"/>
@@ -2924,7 +2924,7 @@
         </w:tc>
         <w:tc>
           <w:tcPr>
-            <w:tcW w:type="dxa" w:w="2592"/>
+            <w:tcW w:type="dxa" w:w="2880"/>
             <w:vAlign w:val="center"/>
             <w:tcMar>
               <w:top w:w="90" w:type="dxa"/>
@@ -2948,7 +2948,7 @@
         </w:tc>
         <w:tc>
           <w:tcPr>
-            <w:tcW w:type="dxa" w:w="936"/>
+            <w:tcW w:type="dxa" w:w="1080"/>
             <w:vAlign w:val="center"/>
             <w:tcMar>
               <w:top w:w="90" w:type="dxa"/>
@@ -2972,7 +2972,7 @@
         </w:tc>
         <w:tc>
           <w:tcPr>
-            <w:tcW w:type="dxa" w:w="936"/>
+            <w:tcW w:type="dxa" w:w="1080"/>
             <w:vAlign w:val="center"/>
             <w:tcMar>
               <w:top w:w="90" w:type="dxa"/>
@@ -2996,7 +2996,7 @@
         </w:tc>
         <w:tc>
           <w:tcPr>
-            <w:tcW w:type="dxa" w:w="1440"/>
+            <w:tcW w:type="dxa" w:w="1512"/>
             <w:vAlign w:val="center"/>
             <w:tcMar>
               <w:top w:w="90" w:type="dxa"/>
@@ -3020,7 +3020,7 @@
         </w:tc>
         <w:tc>
           <w:tcPr>
-            <w:tcW w:type="dxa" w:w="936"/>
+            <w:tcW w:type="dxa" w:w="1080"/>
             <w:vAlign w:val="center"/>
             <w:tcMar>
               <w:top w:w="90" w:type="dxa"/>
@@ -3044,7 +3044,7 @@
         </w:tc>
         <w:tc>
           <w:tcPr>
-            <w:tcW w:type="dxa" w:w="936"/>
+            <w:tcW w:type="dxa" w:w="1224"/>
             <w:vAlign w:val="center"/>
             <w:tcMar>
               <w:top w:w="90" w:type="dxa"/>
@@ -3073,7 +3073,7 @@
         </w:trPr>
         <w:tc>
           <w:tcPr>
-            <w:tcW w:type="dxa" w:w="1152"/>
+            <w:tcW w:type="dxa" w:w="1296"/>
             <w:vAlign w:val="center"/>
             <w:tcMar>
               <w:top w:w="90" w:type="dxa"/>
@@ -3097,7 +3097,7 @@
         </w:tc>
         <w:tc>
           <w:tcPr>
-            <w:tcW w:type="dxa" w:w="2592"/>
+            <w:tcW w:type="dxa" w:w="2880"/>
             <w:vAlign w:val="center"/>
             <w:tcMar>
               <w:top w:w="90" w:type="dxa"/>
@@ -3121,7 +3121,7 @@
         </w:tc>
         <w:tc>
           <w:tcPr>
-            <w:tcW w:type="dxa" w:w="936"/>
+            <w:tcW w:type="dxa" w:w="1080"/>
             <w:vAlign w:val="center"/>
             <w:tcMar>
               <w:top w:w="90" w:type="dxa"/>
@@ -3145,7 +3145,7 @@
         </w:tc>
         <w:tc>
           <w:tcPr>
-            <w:tcW w:type="dxa" w:w="936"/>
+            <w:tcW w:type="dxa" w:w="1080"/>
             <w:vAlign w:val="center"/>
             <w:tcMar>
               <w:top w:w="90" w:type="dxa"/>
@@ -3169,7 +3169,7 @@
         </w:tc>
         <w:tc>
           <w:tcPr>
-            <w:tcW w:type="dxa" w:w="1440"/>
+            <w:tcW w:type="dxa" w:w="1512"/>
             <w:vAlign w:val="center"/>
             <w:tcMar>
               <w:top w:w="90" w:type="dxa"/>
@@ -3193,7 +3193,7 @@
         </w:tc>
         <w:tc>
           <w:tcPr>
-            <w:tcW w:type="dxa" w:w="936"/>
+            <w:tcW w:type="dxa" w:w="1080"/>
             <w:vAlign w:val="center"/>
             <w:tcMar>
               <w:top w:w="90" w:type="dxa"/>
@@ -3217,7 +3217,7 @@
         </w:tc>
         <w:tc>
           <w:tcPr>
-            <w:tcW w:type="dxa" w:w="936"/>
+            <w:tcW w:type="dxa" w:w="1224"/>
             <w:vAlign w:val="center"/>
             <w:tcMar>
               <w:top w:w="90" w:type="dxa"/>
@@ -3246,7 +3246,7 @@
         </w:trPr>
         <w:tc>
           <w:tcPr>
-            <w:tcW w:type="dxa" w:w="1152"/>
+            <w:tcW w:type="dxa" w:w="1296"/>
             <w:vAlign w:val="center"/>
             <w:tcMar>
               <w:top w:w="90" w:type="dxa"/>
@@ -3270,7 +3270,7 @@
         </w:tc>
         <w:tc>
           <w:tcPr>
-            <w:tcW w:type="dxa" w:w="2592"/>
+            <w:tcW w:type="dxa" w:w="2880"/>
             <w:vAlign w:val="center"/>
             <w:tcMar>
               <w:top w:w="90" w:type="dxa"/>
@@ -3294,7 +3294,7 @@
         </w:tc>
         <w:tc>
           <w:tcPr>
-            <w:tcW w:type="dxa" w:w="936"/>
+            <w:tcW w:type="dxa" w:w="1080"/>
             <w:vAlign w:val="center"/>
             <w:tcMar>
               <w:top w:w="90" w:type="dxa"/>
@@ -3318,7 +3318,7 @@
         </w:tc>
         <w:tc>
           <w:tcPr>
-            <w:tcW w:type="dxa" w:w="936"/>
+            <w:tcW w:type="dxa" w:w="1080"/>
             <w:vAlign w:val="center"/>
             <w:tcMar>
               <w:top w:w="90" w:type="dxa"/>
@@ -3342,7 +3342,7 @@
         </w:tc>
         <w:tc>
           <w:tcPr>
-            <w:tcW w:type="dxa" w:w="1440"/>
+            <w:tcW w:type="dxa" w:w="1512"/>
             <w:vAlign w:val="center"/>
             <w:tcMar>
               <w:top w:w="90" w:type="dxa"/>
@@ -3366,7 +3366,7 @@
         </w:tc>
         <w:tc>
           <w:tcPr>
-            <w:tcW w:type="dxa" w:w="936"/>
+            <w:tcW w:type="dxa" w:w="1080"/>
             <w:vAlign w:val="center"/>
             <w:tcMar>
               <w:top w:w="90" w:type="dxa"/>
@@ -3390,7 +3390,7 @@
         </w:tc>
         <w:tc>
           <w:tcPr>
-            <w:tcW w:type="dxa" w:w="936"/>
+            <w:tcW w:type="dxa" w:w="1224"/>
             <w:vAlign w:val="center"/>
             <w:tcMar>
               <w:top w:w="90" w:type="dxa"/>
@@ -3419,7 +3419,7 @@
         </w:trPr>
         <w:tc>
           <w:tcPr>
-            <w:tcW w:type="dxa" w:w="1152"/>
+            <w:tcW w:type="dxa" w:w="1296"/>
             <w:vAlign w:val="center"/>
             <w:tcMar>
               <w:top w:w="90" w:type="dxa"/>
@@ -3443,7 +3443,7 @@
         </w:tc>
         <w:tc>
           <w:tcPr>
-            <w:tcW w:type="dxa" w:w="2592"/>
+            <w:tcW w:type="dxa" w:w="2880"/>
             <w:vAlign w:val="center"/>
             <w:tcMar>
               <w:top w:w="90" w:type="dxa"/>
@@ -3467,7 +3467,7 @@
         </w:tc>
         <w:tc>
           <w:tcPr>
-            <w:tcW w:type="dxa" w:w="936"/>
+            <w:tcW w:type="dxa" w:w="1080"/>
             <w:vAlign w:val="center"/>
             <w:tcMar>
               <w:top w:w="90" w:type="dxa"/>
@@ -3491,7 +3491,7 @@
         </w:tc>
         <w:tc>
           <w:tcPr>
-            <w:tcW w:type="dxa" w:w="936"/>
+            <w:tcW w:type="dxa" w:w="1080"/>
             <w:vAlign w:val="center"/>
             <w:tcMar>
               <w:top w:w="90" w:type="dxa"/>
@@ -3515,7 +3515,7 @@
         </w:tc>
         <w:tc>
           <w:tcPr>
-            <w:tcW w:type="dxa" w:w="1440"/>
+            <w:tcW w:type="dxa" w:w="1512"/>
             <w:vAlign w:val="center"/>
             <w:tcMar>
               <w:top w:w="90" w:type="dxa"/>
@@ -3539,7 +3539,7 @@
         </w:tc>
         <w:tc>
           <w:tcPr>
-            <w:tcW w:type="dxa" w:w="936"/>
+            <w:tcW w:type="dxa" w:w="1080"/>
             <w:vAlign w:val="center"/>
             <w:tcMar>
               <w:top w:w="90" w:type="dxa"/>
@@ -3563,7 +3563,7 @@
         </w:tc>
         <w:tc>
           <w:tcPr>
-            <w:tcW w:type="dxa" w:w="936"/>
+            <w:tcW w:type="dxa" w:w="1224"/>
             <w:vAlign w:val="center"/>
             <w:tcMar>
               <w:top w:w="90" w:type="dxa"/>
@@ -8308,7 +8308,7 @@
                 <w:color w:val="FFFFFF"/>
                 <w:sz w:val="18"/>
               </w:rPr>
-              <w:t>Результат</w:t>
+              <w:t>Итог</w:t>
             </w:r>
           </w:p>
         </w:tc>
@@ -10805,9 +10805,6 @@
     <w:qFormat/>
     <w:rsid w:val="00FC693F"/>
     <w:pPr>
-      <w:pBdr>
-        <w:bottom w:val="single" w:sz="8" w:space="4" w:color="4F81BD" w:themeColor="accent1"/>
-      </w:pBdr>
       <w:spacing w:after="300" w:line="240" w:lineRule="auto"/>
       <w:contextualSpacing/>
     </w:pPr>
@@ -11292,9 +11289,6 @@
     <w:qFormat/>
     <w:rsid w:val="00FC693F"/>
     <w:pPr>
-      <w:pBdr>
-        <w:bottom w:val="single" w:sz="4" w:space="4" w:color="4F81BD" w:themeColor="accent1"/>
-      </w:pBdr>
       <w:spacing w:before="200" w:after="280"/>
       <w:ind w:left="936" w:right="936"/>
     </w:pPr>

--- a/Сценарии и результаты тестирования Опоры.docx
+++ b/Сценарии и результаты тестирования Опоры.docx
@@ -29,7 +29,7 @@
     </w:p>
     <w:p>
       <w:r>
-        <w:t>Блок «Почему этот шаг важен» удалён с главной страницы. Основные маршруты интерфейса прошли автоматическую проверку: добавление бизнеса, подбор поддержки на отдельной странице, сохранённые меры, подготовка заявки, чат, чтение документов и экспорт текста. При отказе модели интерфейс должен явно показывать ограничение, а не выдавать проверку правил за анализ ИИ.</w:t>
+        <w:t>Блок «Почему этот шаг важен» удалён с главной страницы. Основные маршруты интерфейса прошли проверку: добавление бизнеса, подбор, сохранённые меры, заявки, чат, чтение документов и экспорт. Реальная работа ИИ имеет незакрытые дефекты.</w:t>
       </w:r>
     </w:p>
     <w:p>
@@ -39,7 +39,7 @@
     </w:p>
     <w:p>
       <w:r>
-        <w:t>Главный незакрытый дефект: генерация черновика и персонализация разделов не получили корректный ответ модели ни с одним из трёх профилей — шесть ошибок INVALID_RESPONSE. Чат, поиск, анализ, стратегия и проверка документов прошли технические критерии повторного прогона. Приложение нельзя считать полностью исправным по всем AI-сценариям.</w:t>
+        <w:t>По содержанию результат хуже: шесть запросов черновика и персонализации завершились INVALID_RESPONSE; ещё восемь технически успешных запросов вернули шаблонный отказ вместо ответа. Два ответа для проекта слишком уверенно рекомендуют меры для компаний. Итого 14 из 29 AI-запросов не дали ответа по задаче; два других имеют замечания к содержанию. Полностью работоспособным ИИ считать нельзя.</w:t>
       </w:r>
     </w:p>
     <w:tbl>
@@ -502,7 +502,7 @@
               <w:rPr>
                 <w:sz w:val="18"/>
               </w:rPr>
-              <w:t>23 из 29 ответов</w:t>
+              <w:t>23 из 29 технически</w:t>
             </w:r>
           </w:p>
         </w:tc>
@@ -526,7 +526,7 @@
               <w:rPr>
                 <w:sz w:val="18"/>
               </w:rPr>
-              <w:t>Ещё 2 из 2 проверок неверного ввода прошли</w:t>
+              <w:t>8 из этих 23 — отказ вместо ответа</w:t>
             </w:r>
           </w:p>
         </w:tc>
@@ -4953,7 +4953,7 @@
               <w:rPr>
                 <w:sz w:val="18"/>
               </w:rPr>
-              <w:t>Критерии выполнены</w:t>
+              <w:t>СБОЙ СОДЕРЖАНИЯ: шаблонный отказ вместо ответа</w:t>
             </w:r>
           </w:p>
         </w:tc>
@@ -5078,7 +5078,7 @@
               <w:rPr>
                 <w:sz w:val="18"/>
               </w:rPr>
-              <w:t>Критерии выполнены</w:t>
+              <w:t>СБОЙ СОДЕРЖАНИЯ: шаблонный отказ вместо ответа</w:t>
             </w:r>
           </w:p>
         </w:tc>
@@ -5587,7 +5587,7 @@
     <w:p/>
     <w:p>
       <w:r>
-        <w:t>«Да» означает прохождение технических критериев конкретного запроса. «Нет» означает, что ожидаемый AI-результат не получен. Полные ответы, failedChecks и сведения провайдера сохранены в live-first.json и live-repeat.json. Профили и документы синтетические.</w:t>
+        <w:t>«До» и «После» — только технические проверки исходных прогонов. «Да» не означает полезного ответа: шаблонные отказы и содержательные замечания отмечены в последнем столбце. Ответы сохранены в live-first.json и live-repeat.json, дополнительная оценка — в live-content-review.json. Профили и документы синтетические.</w:t>
       </w:r>
     </w:p>
     <w:p>
@@ -6139,7 +6139,7 @@
               <w:rPr>
                 <w:sz w:val="18"/>
               </w:rPr>
-              <w:t>Критерии выполнены</w:t>
+              <w:t>СБОЙ СОДЕРЖАНИЯ: шаблонный отказ вместо ответа</w:t>
             </w:r>
           </w:p>
         </w:tc>
@@ -6264,7 +6264,7 @@
               <w:rPr>
                 <w:sz w:val="18"/>
               </w:rPr>
-              <w:t>Критерии выполнены</w:t>
+              <w:t>СБОЙ СОДЕРЖАНИЯ: шаблонный отказ вместо ответа</w:t>
             </w:r>
           </w:p>
         </w:tc>
@@ -6389,7 +6389,7 @@
               <w:rPr>
                 <w:sz w:val="18"/>
               </w:rPr>
-              <w:t>Критерии выполнены</w:t>
+              <w:t>СБОЙ СОДЕРЖАНИЯ: шаблонный отказ вместо ответа</w:t>
             </w:r>
           </w:p>
         </w:tc>
@@ -6898,7 +6898,7 @@
     <w:p/>
     <w:p>
       <w:r>
-        <w:t>«Да» означает прохождение технических критериев конкретного запроса. «Нет» означает, что ожидаемый AI-результат не получен. Полные ответы, failedChecks и сведения провайдера сохранены в live-first.json и live-repeat.json. Профили и документы синтетические.</w:t>
+        <w:t>«До» и «После» — только технические проверки исходных прогонов. «Да» не означает полезного ответа: шаблонные отказы и содержательные замечания отмечены в последнем столбце. Ответы сохранены в live-first.json и live-repeat.json, дополнительная оценка — в live-content-review.json. Профили и документы синтетические.</w:t>
       </w:r>
     </w:p>
     <w:p>
@@ -7205,7 +7205,7 @@
               <w:rPr>
                 <w:sz w:val="18"/>
               </w:rPr>
-              <w:t>Критерии выполнены</w:t>
+              <w:t>ЧАСТИЧНО: слишком уверенная рекомендация мер для компании</w:t>
             </w:r>
           </w:p>
         </w:tc>
@@ -7330,7 +7330,7 @@
               <w:rPr>
                 <w:sz w:val="18"/>
               </w:rPr>
-              <w:t>Критерии выполнены</w:t>
+              <w:t>ЧАСТИЧНО: слишком уверенная рекомендация мер для компании</w:t>
             </w:r>
           </w:p>
         </w:tc>
@@ -7455,7 +7455,7 @@
               <w:rPr>
                 <w:sz w:val="18"/>
               </w:rPr>
-              <w:t>Критерии выполнены</w:t>
+              <w:t>СБОЙ СОДЕРЖАНИЯ: шаблонный отказ вместо ответа</w:t>
             </w:r>
           </w:p>
         </w:tc>
@@ -7580,7 +7580,7 @@
               <w:rPr>
                 <w:sz w:val="18"/>
               </w:rPr>
-              <w:t>Критерии выполнены</w:t>
+              <w:t>СБОЙ СОДЕРЖАНИЯ: шаблонный отказ вместо ответа</w:t>
             </w:r>
           </w:p>
         </w:tc>
@@ -7705,7 +7705,7 @@
               <w:rPr>
                 <w:sz w:val="18"/>
               </w:rPr>
-              <w:t>Критерии выполнены</w:t>
+              <w:t>СБОЙ СОДЕРЖАНИЯ: шаблонный отказ вместо ответа</w:t>
             </w:r>
           </w:p>
         </w:tc>
@@ -8214,7 +8214,7 @@
     <w:p/>
     <w:p>
       <w:r>
-        <w:t>«Да» означает прохождение технических критериев конкретного запроса. «Нет» означает, что ожидаемый AI-результат не получен. Полные ответы, failedChecks и сведения провайдера сохранены в live-first.json и live-repeat.json. Профили и документы синтетические.</w:t>
+        <w:t>«До» и «После» — только технические проверки исходных прогонов. «Да» не означает полезного ответа: шаблонные отказы и содержательные замечания отмечены в последнем столбце. Ответы сохранены в live-first.json и live-repeat.json, дополнительная оценка — в live-content-review.json. Профили и документы синтетические.</w:t>
       </w:r>
     </w:p>
     <w:p>
@@ -8656,6 +8656,16 @@
     </w:p>
     <w:p>
       <w:r>
+        <w:t>При чтении ответов выявлены восемь шаблонных отказов: analysis и strategy у всех трёх профилей, search у компании и проекта. Вместо анализа бизнеса модель сообщает об ограничении чувствительных тем. Интерфейс при этом получает mode=llm: первоначальный критерий непустого текста был недостаточен. Эти восемь сценариев считаются содержательными сбоями, исходные технические журналы сохранены без переписывания.</w:t>
+      </w:r>
+    </w:p>
+    <w:p>
+      <w:r>
+        <w:t>Отдельное замечание: chat и intake для проекта без компании говорят, что ему подходят программы ФРП для компаний. Оговорки неполны; допустимые типы заявителя и блокирующие условия должны ограничивать не только кнопки, но и текст рекомендации. Эти два случая отмечены как частичные, а не как подтверждённо правильные рекомендации.</w:t>
+      </w:r>
+    </w:p>
+    <w:p>
+      <w:r>
         <w:t>Исправлено после первого прогона: обработка отсутствующего function_call; принятие строго проверенного JSON из текстового ответа; отдельная схема для черновика; отказ от лишнего планирующего запроса в задачах, где он не нужен. Некорректный структурированный ответ не считается результатом анализа.</w:t>
       </w:r>
     </w:p>
@@ -8988,7 +8998,7 @@
               <w:rPr>
                 <w:sz w:val="18"/>
               </w:rPr>
-              <w:t>Ответ ИИ может содержать неподтверждённые условия.</w:t>
+              <w:t>8 ответов — шаблонный отказ; 2 ответа проекту слишком уверенно рекомендуют меры.</w:t>
             </w:r>
           </w:p>
         </w:tc>
@@ -9012,7 +9022,161 @@
               <w:rPr>
                 <w:sz w:val="18"/>
               </w:rPr>
+              <w:t>Учитывать отказ как ошибку сценария; проверять соответствие текста ограничениям заявителя, добавить содержательные эталоны.</w:t>
+            </w:r>
+          </w:p>
+        </w:tc>
+      </w:tr>
+      <w:tr>
+        <w:trPr>
+          <w:cantSplit/>
+        </w:trPr>
+        <w:tc>
+          <w:tcPr>
+            <w:tcW w:type="dxa" w:w="1296"/>
+            <w:vAlign w:val="center"/>
+            <w:tcMar>
+              <w:top w:w="90" w:type="dxa"/>
+              <w:bottom w:w="90" w:type="dxa"/>
+              <w:left w:w="90" w:type="dxa"/>
+              <w:right w:w="90" w:type="dxa"/>
+            </w:tcMar>
+            <w:shd w:fill="F4F6F8"/>
+          </w:tcPr>
+          <w:p>
+            <w:pPr>
+              <w:spacing w:after="20" w:line="252" w:lineRule="auto"/>
+            </w:pPr>
+            <w:r>
+              <w:rPr>
+                <w:sz w:val="18"/>
+              </w:rPr>
+              <w:t>Высокий</w:t>
+            </w:r>
+          </w:p>
+        </w:tc>
+        <w:tc>
+          <w:tcPr>
+            <w:tcW w:type="dxa" w:w="4392"/>
+            <w:vAlign w:val="center"/>
+            <w:tcMar>
+              <w:top w:w="90" w:type="dxa"/>
+              <w:bottom w:w="90" w:type="dxa"/>
+              <w:left w:w="90" w:type="dxa"/>
+              <w:right w:w="90" w:type="dxa"/>
+            </w:tcMar>
+            <w:shd w:fill="F4F6F8"/>
+          </w:tcPr>
+          <w:p>
+            <w:pPr>
+              <w:spacing w:after="20" w:line="252" w:lineRule="auto"/>
+            </w:pPr>
+            <w:r>
+              <w:rPr>
+                <w:sz w:val="18"/>
+              </w:rPr>
+              <w:t>Ответ ИИ может содержать неподтверждённые условия.</w:t>
+            </w:r>
+          </w:p>
+        </w:tc>
+        <w:tc>
+          <w:tcPr>
+            <w:tcW w:type="dxa" w:w="4536"/>
+            <w:vAlign w:val="center"/>
+            <w:tcMar>
+              <w:top w:w="90" w:type="dxa"/>
+              <w:bottom w:w="90" w:type="dxa"/>
+              <w:left w:w="90" w:type="dxa"/>
+              <w:right w:w="90" w:type="dxa"/>
+            </w:tcMar>
+            <w:shd w:fill="F4F6F8"/>
+          </w:tcPr>
+          <w:p>
+            <w:pPr>
+              <w:spacing w:after="20" w:line="252" w:lineRule="auto"/>
+            </w:pPr>
+            <w:r>
+              <w:rPr>
+                <w:sz w:val="18"/>
+              </w:rPr>
               <w:t>Проверять утверждения по источникам; расширить эталонный набор с экспертной оценкой.</w:t>
+            </w:r>
+          </w:p>
+        </w:tc>
+      </w:tr>
+      <w:tr>
+        <w:trPr>
+          <w:cantSplit/>
+        </w:trPr>
+        <w:tc>
+          <w:tcPr>
+            <w:tcW w:type="dxa" w:w="1296"/>
+            <w:vAlign w:val="center"/>
+            <w:tcMar>
+              <w:top w:w="90" w:type="dxa"/>
+              <w:bottom w:w="90" w:type="dxa"/>
+              <w:left w:w="90" w:type="dxa"/>
+              <w:right w:w="90" w:type="dxa"/>
+            </w:tcMar>
+            <w:shd w:fill="FFFFFF"/>
+          </w:tcPr>
+          <w:p>
+            <w:pPr>
+              <w:spacing w:after="20" w:line="252" w:lineRule="auto"/>
+            </w:pPr>
+            <w:r>
+              <w:rPr>
+                <w:sz w:val="18"/>
+              </w:rPr>
+              <w:t>Средний</w:t>
+            </w:r>
+          </w:p>
+        </w:tc>
+        <w:tc>
+          <w:tcPr>
+            <w:tcW w:type="dxa" w:w="4392"/>
+            <w:vAlign w:val="center"/>
+            <w:tcMar>
+              <w:top w:w="90" w:type="dxa"/>
+              <w:bottom w:w="90" w:type="dxa"/>
+              <w:left w:w="90" w:type="dxa"/>
+              <w:right w:w="90" w:type="dxa"/>
+            </w:tcMar>
+            <w:shd w:fill="FFFFFF"/>
+          </w:tcPr>
+          <w:p>
+            <w:pPr>
+              <w:spacing w:after="20" w:line="252" w:lineRule="auto"/>
+            </w:pPr>
+            <w:r>
+              <w:rPr>
+                <w:sz w:val="18"/>
+              </w:rPr>
+              <w:t>Клиент принимает страницу 45 000 символов, API отклоняет.</w:t>
+            </w:r>
+          </w:p>
+        </w:tc>
+        <w:tc>
+          <w:tcPr>
+            <w:tcW w:type="dxa" w:w="4536"/>
+            <w:vAlign w:val="center"/>
+            <w:tcMar>
+              <w:top w:w="90" w:type="dxa"/>
+              <w:bottom w:w="90" w:type="dxa"/>
+              <w:left w:w="90" w:type="dxa"/>
+              <w:right w:w="90" w:type="dxa"/>
+            </w:tcMar>
+            <w:shd w:fill="FFFFFF"/>
+          </w:tcPr>
+          <w:p>
+            <w:pPr>
+              <w:spacing w:after="20" w:line="252" w:lineRule="auto"/>
+            </w:pPr>
+            <w:r>
+              <w:rPr>
+                <w:sz w:val="18"/>
+              </w:rPr>
+              <w:t>Согласовать лимиты либо явно предлагать разделение/выбор фрагмента.</w:t>
             </w:r>
           </w:p>
         </w:tc>
@@ -9065,7 +9229,7 @@
               <w:rPr>
                 <w:sz w:val="18"/>
               </w:rPr>
-              <w:t>Клиент принимает страницу 45 000 символов, API отклоняет.</w:t>
+              <w:t>Ошибки повреждённых файлов могут быть на английском.</w:t>
             </w:r>
           </w:p>
         </w:tc>
@@ -9089,7 +9253,7 @@
               <w:rPr>
                 <w:sz w:val="18"/>
               </w:rPr>
-              <w:t>Согласовать лимиты либо явно предлагать разделение/выбор фрагмента.</w:t>
+              <w:t>Заменить технические сообщения понятным текстом и предложить вставку вручную.</w:t>
             </w:r>
           </w:p>
         </w:tc>
@@ -9142,7 +9306,7 @@
               <w:rPr>
                 <w:sz w:val="18"/>
               </w:rPr>
-              <w:t>Ошибки повреждённых файлов могут быть на английском.</w:t>
+              <w:t>Реальный MAX и физическая клавиатура устройства не проверены.</w:t>
             </w:r>
           </w:p>
         </w:tc>
@@ -9166,7 +9330,7 @@
               <w:rPr>
                 <w:sz w:val="18"/>
               </w:rPr>
-              <w:t>Заменить технические сообщения понятным текстом и предложить вставку вручную.</w:t>
+              <w:t>Пройти сценарии на Android и iOS с прокруткой, клавиатурой, экспортом и безопасными отступами.</w:t>
             </w:r>
           </w:p>
         </w:tc>
@@ -9195,7 +9359,7 @@
               <w:rPr>
                 <w:sz w:val="18"/>
               </w:rPr>
-              <w:t>Средний</w:t>
+              <w:t>Граница продукта</w:t>
             </w:r>
           </w:p>
         </w:tc>
@@ -9219,7 +9383,7 @@
               <w:rPr>
                 <w:sz w:val="18"/>
               </w:rPr>
-              <w:t>Реальный MAX и физическая клавиатура устройства не проверены.</w:t>
+              <w:t>Поиск по ИНН не подтверждает представительство компании.</w:t>
             </w:r>
           </w:p>
         </w:tc>
@@ -9243,7 +9407,7 @@
               <w:rPr>
                 <w:sz w:val="18"/>
               </w:rPr>
-              <w:t>Пройти сценарии на Android и iOS с прокруткой, клавиатурой, экспортом и безопасными отступами.</w:t>
+              <w:t>Отдельно спроектировать подтверждение прав для закрытых данных и подачи заявок.</w:t>
             </w:r>
           </w:p>
         </w:tc>
@@ -9296,7 +9460,7 @@
               <w:rPr>
                 <w:sz w:val="18"/>
               </w:rPr>
-              <w:t>Поиск по ИНН не подтверждает представительство компании.</w:t>
+              <w:t>Сохранение проверено в одном браузере. Подача оператору не проверена.</w:t>
             </w:r>
           </w:p>
         </w:tc>
@@ -9311,83 +9475,6 @@
               <w:right w:w="90" w:type="dxa"/>
             </w:tcMar>
             <w:shd w:fill="FFFFFF"/>
-          </w:tcPr>
-          <w:p>
-            <w:pPr>
-              <w:spacing w:after="20" w:line="252" w:lineRule="auto"/>
-            </w:pPr>
-            <w:r>
-              <w:rPr>
-                <w:sz w:val="18"/>
-              </w:rPr>
-              <w:t>Отдельно спроектировать подтверждение прав для закрытых данных и подачи заявок.</w:t>
-            </w:r>
-          </w:p>
-        </w:tc>
-      </w:tr>
-      <w:tr>
-        <w:trPr>
-          <w:cantSplit/>
-        </w:trPr>
-        <w:tc>
-          <w:tcPr>
-            <w:tcW w:type="dxa" w:w="1296"/>
-            <w:vAlign w:val="center"/>
-            <w:tcMar>
-              <w:top w:w="90" w:type="dxa"/>
-              <w:bottom w:w="90" w:type="dxa"/>
-              <w:left w:w="90" w:type="dxa"/>
-              <w:right w:w="90" w:type="dxa"/>
-            </w:tcMar>
-            <w:shd w:fill="F4F6F8"/>
-          </w:tcPr>
-          <w:p>
-            <w:pPr>
-              <w:spacing w:after="20" w:line="252" w:lineRule="auto"/>
-            </w:pPr>
-            <w:r>
-              <w:rPr>
-                <w:sz w:val="18"/>
-              </w:rPr>
-              <w:t>Граница продукта</w:t>
-            </w:r>
-          </w:p>
-        </w:tc>
-        <w:tc>
-          <w:tcPr>
-            <w:tcW w:type="dxa" w:w="4392"/>
-            <w:vAlign w:val="center"/>
-            <w:tcMar>
-              <w:top w:w="90" w:type="dxa"/>
-              <w:bottom w:w="90" w:type="dxa"/>
-              <w:left w:w="90" w:type="dxa"/>
-              <w:right w:w="90" w:type="dxa"/>
-            </w:tcMar>
-            <w:shd w:fill="F4F6F8"/>
-          </w:tcPr>
-          <w:p>
-            <w:pPr>
-              <w:spacing w:after="20" w:line="252" w:lineRule="auto"/>
-            </w:pPr>
-            <w:r>
-              <w:rPr>
-                <w:sz w:val="18"/>
-              </w:rPr>
-              <w:t>Сохранение проверено в одном браузере. Подача оператору не проверена.</w:t>
-            </w:r>
-          </w:p>
-        </w:tc>
-        <w:tc>
-          <w:tcPr>
-            <w:tcW w:type="dxa" w:w="4536"/>
-            <w:vAlign w:val="center"/>
-            <w:tcMar>
-              <w:top w:w="90" w:type="dxa"/>
-              <w:bottom w:w="90" w:type="dxa"/>
-              <w:left w:w="90" w:type="dxa"/>
-              <w:right w:w="90" w:type="dxa"/>
-            </w:tcMar>
-            <w:shd w:fill="F4F6F8"/>
           </w:tcPr>
           <w:p>
             <w:pPr>
